--- a/tracked_scripts/u1/m4/exitcheck/Module 4 - Unedited Script.docx
+++ b/tracked_scripts/u1/m4/exitcheck/Module 4 - Unedited Script.docx
@@ -113,6 +113,48 @@
           <w:i w:val="0"/>
         </w:rPr>
         <w:t>• 1.4.3 Graph as Picture (TERTIARY) — Misconception #16</w:t>
+      </w:r>
+    </w:p>
+    <w:p>
+      <w:pPr>
+        <w:spacing w:before="120" w:after="40"/>
+      </w:pPr>
+      <w:r>
+        <w:rPr>
+          <w:rFonts w:ascii="Calibri" w:hAnsi="Calibri"/>
+          <w:b/>
+          <w:i w:val="0"/>
+        </w:rPr>
+        <w:t xml:space="preserve">Building From: </w:t>
+      </w:r>
+      <w:r>
+        <w:rPr>
+          <w:rFonts w:ascii="Calibri" w:hAnsi="Calibri"/>
+          <w:b w:val="0"/>
+          <w:i w:val="0"/>
+        </w:rPr>
+        <w:t>Students learned to create BOTH picture graphs AND bar graphs with scale of 5\. They understand skip-counting as the strategy for reading scaled graphs. They know that bars show the same data as symbols ("same data, different format"). They are comfortable with both vertical and horizontal orientations. M3 Synthesis told them: "Next time: scale of 10\. Each symbol will show even more\!"</w:t>
+      </w:r>
+    </w:p>
+    <w:p>
+      <w:pPr>
+        <w:spacing w:before="40" w:after="40"/>
+      </w:pPr>
+      <w:r>
+        <w:rPr>
+          <w:rFonts w:ascii="Calibri" w:hAnsi="Calibri"/>
+          <w:b/>
+          <w:i w:val="0"/>
+        </w:rPr>
+        <w:t xml:space="preserve">Building Toward: </w:t>
+      </w:r>
+      <w:r>
+        <w:rPr>
+          <w:rFonts w:ascii="Calibri" w:hAnsi="Calibri"/>
+          <w:b w:val="0"/>
+          <w:i w:val="0"/>
+        </w:rPr>
+        <w:t>Students will learn to CHOOSE the right scale for their data. M4 gives them a fourth scale in their toolkit (1, 2, 5, 10). M5's focus is strategic decision-making: "If data ranges from 5-47, which scale works best?" M4 does NOT include scale comparison or selection—students use scale of 10 exclusively. ---</w:t>
       </w:r>
     </w:p>
     <w:p>
@@ -231,7 +273,7 @@
           <w:b/>
           <w:i w:val="0"/>
         </w:rPr>
-        <w:t xml:space="preserve">• Options:  </w:t>
+        <w:t xml:space="preserve">• Answer option (optional):  </w:t>
       </w:r>
       <w:r>
         <w:rPr>
@@ -241,7 +283,7 @@
           <w:color w:val="6E6E6E"/>
           <w:sz w:val="19"/>
         </w:rPr>
-        <w:t>The available answer choices</w:t>
+        <w:t>The available answer choice, nested under Prompt</w:t>
       </w:r>
     </w:p>
     <w:p>
@@ -413,9 +455,7 @@
         <w:rPr>
           <w:rFonts w:ascii="Calibri" w:hAnsi="Calibri"/>
           <w:b/>
-          <w:i/>
-          <w:color w:val="6E6E6E"/>
-          <w:sz w:val="19"/>
+          <w:i w:val="0"/>
         </w:rPr>
         <w:t xml:space="preserve">Visual: </w:t>
       </w:r>
@@ -423,9 +463,7 @@
         <w:rPr>
           <w:rFonts w:ascii="Calibri" w:hAnsi="Calibri"/>
           <w:b w:val="0"/>
-          <w:i/>
-          <w:color w:val="6E6E6E"/>
-          <w:sz w:val="19"/>
+          <w:i w:val="0"/>
         </w:rPr>
         <w:t>Vertical bar graph appears. Books Checked Out data. Nonfiction=30, Fiction=40, Comics=50, Poetry=20. Scale of 10, axis 0 to 60. All values at axis lines.</w:t>
       </w:r>
@@ -554,7 +592,21 @@
     </w:p>
     <w:p>
       <w:pPr>
-        <w:spacing w:before="60" w:after="20"/>
+        <w:spacing w:before="80" w:after="40"/>
+        <w:ind w:left="0"/>
+      </w:pPr>
+      <w:r>
+        <w:rPr>
+          <w:rFonts w:ascii="Calibri" w:hAnsi="Calibri"/>
+          <w:b/>
+          <w:i w:val="0"/>
+        </w:rPr>
+        <w:t>Based on student response:</w:t>
+      </w:r>
+    </w:p>
+    <w:p>
+      <w:pPr>
+        <w:spacing w:before="40" w:after="20"/>
         <w:ind w:left="0"/>
       </w:pPr>
       <w:r>
@@ -584,9 +636,7 @@
         <w:rPr>
           <w:rFonts w:ascii="Calibri" w:hAnsi="Calibri"/>
           <w:b/>
-          <w:i/>
-          <w:color w:val="6E6E6E"/>
-          <w:sz w:val="19"/>
+          <w:i w:val="0"/>
         </w:rPr>
         <w:t xml:space="preserve">Visual: </w:t>
       </w:r>
@@ -594,9 +644,7 @@
         <w:rPr>
           <w:rFonts w:ascii="Calibri" w:hAnsi="Calibri"/>
           <w:b w:val="0"/>
-          <w:i/>
-          <w:color w:val="6E6E6E"/>
-          <w:sz w:val="19"/>
+          <w:i w:val="0"/>
         </w:rPr>
         <w:t>Horizontal line draws from top of Fiction bar to vertical axis, 40 highlights.</w:t>
       </w:r>
@@ -625,8 +673,8 @@
     </w:p>
     <w:p>
       <w:pPr>
-        <w:spacing w:before="60" w:after="20"/>
-        <w:ind w:left="432"/>
+        <w:spacing w:before="40" w:after="20"/>
+        <w:ind w:left="0"/>
       </w:pPr>
       <w:r>
         <w:rPr>
@@ -649,15 +697,13 @@
     <w:p>
       <w:pPr>
         <w:spacing w:before="20" w:after="20"/>
-        <w:ind w:left="720"/>
+        <w:ind w:left="0"/>
       </w:pPr>
       <w:r>
         <w:rPr>
           <w:rFonts w:ascii="Calibri" w:hAnsi="Calibri"/>
           <w:b/>
-          <w:i/>
-          <w:color w:val="6E6E6E"/>
-          <w:sz w:val="19"/>
+          <w:i w:val="0"/>
         </w:rPr>
         <w:t xml:space="preserve">Visual: </w:t>
       </w:r>
@@ -665,9 +711,7 @@
         <w:rPr>
           <w:rFonts w:ascii="Calibri" w:hAnsi="Calibri"/>
           <w:b w:val="0"/>
-          <w:i/>
-          <w:color w:val="6E6E6E"/>
-          <w:sz w:val="19"/>
+          <w:i w:val="0"/>
         </w:rPr>
         <w:t>Fiction bar highlights.</w:t>
       </w:r>
@@ -675,7 +719,7 @@
     <w:p>
       <w:pPr>
         <w:spacing w:before="20" w:after="20"/>
-        <w:ind w:left="720"/>
+        <w:ind w:left="0"/>
       </w:pPr>
       <w:r>
         <w:rPr>
@@ -696,8 +740,8 @@
     </w:p>
     <w:p>
       <w:pPr>
-        <w:spacing w:before="60" w:after="20"/>
-        <w:ind w:left="432"/>
+        <w:spacing w:before="40" w:after="20"/>
+        <w:ind w:left="0"/>
       </w:pPr>
       <w:r>
         <w:rPr>
@@ -720,15 +764,13 @@
     <w:p>
       <w:pPr>
         <w:spacing w:before="20" w:after="20"/>
-        <w:ind w:left="720"/>
+        <w:ind w:left="0"/>
       </w:pPr>
       <w:r>
         <w:rPr>
           <w:rFonts w:ascii="Calibri" w:hAnsi="Calibri"/>
           <w:b/>
-          <w:i/>
-          <w:color w:val="6E6E6E"/>
-          <w:sz w:val="19"/>
+          <w:i w:val="0"/>
         </w:rPr>
         <w:t xml:space="preserve">Visual: </w:t>
       </w:r>
@@ -736,9 +778,7 @@
         <w:rPr>
           <w:rFonts w:ascii="Calibri" w:hAnsi="Calibri"/>
           <w:b w:val="0"/>
-          <w:i/>
-          <w:color w:val="6E6E6E"/>
-          <w:sz w:val="19"/>
+          <w:i w:val="0"/>
         </w:rPr>
         <w:t>Horizontal guideline draws from Fiction bar to axis.</w:t>
       </w:r>
@@ -746,7 +786,7 @@
     <w:p>
       <w:pPr>
         <w:spacing w:before="20" w:after="20"/>
-        <w:ind w:left="720"/>
+        <w:ind w:left="0"/>
       </w:pPr>
       <w:r>
         <w:rPr>
@@ -767,8 +807,8 @@
     </w:p>
     <w:p>
       <w:pPr>
-        <w:spacing w:before="60" w:after="20"/>
-        <w:ind w:left="432"/>
+        <w:spacing w:before="40" w:after="20"/>
+        <w:ind w:left="0"/>
       </w:pPr>
       <w:r>
         <w:rPr>
@@ -791,15 +831,13 @@
     <w:p>
       <w:pPr>
         <w:spacing w:before="20" w:after="20"/>
-        <w:ind w:left="720"/>
+        <w:ind w:left="0"/>
       </w:pPr>
       <w:r>
         <w:rPr>
           <w:rFonts w:ascii="Calibri" w:hAnsi="Calibri"/>
           <w:b/>
-          <w:i/>
-          <w:color w:val="6E6E6E"/>
-          <w:sz w:val="19"/>
+          <w:i w:val="0"/>
         </w:rPr>
         <w:t xml:space="preserve">Visual: </w:t>
       </w:r>
@@ -807,9 +845,7 @@
         <w:rPr>
           <w:rFonts w:ascii="Calibri" w:hAnsi="Calibri"/>
           <w:b w:val="0"/>
-          <w:i/>
-          <w:color w:val="6E6E6E"/>
-          <w:sz w:val="19"/>
+          <w:i w:val="0"/>
         </w:rPr>
         <w:t>Horizontal guideline draws from Fiction bar to axis at 40.</w:t>
       </w:r>
@@ -817,7 +853,7 @@
     <w:p>
       <w:pPr>
         <w:spacing w:before="20" w:after="20"/>
-        <w:ind w:left="720"/>
+        <w:ind w:left="0"/>
       </w:pPr>
       <w:r>
         <w:rPr>
@@ -838,8 +874,8 @@
     </w:p>
     <w:p>
       <w:pPr>
-        <w:spacing w:before="60" w:after="20"/>
-        <w:ind w:left="432"/>
+        <w:spacing w:before="40" w:after="20"/>
+        <w:ind w:left="0"/>
       </w:pPr>
       <w:r>
         <w:rPr>
@@ -862,15 +898,13 @@
     <w:p>
       <w:pPr>
         <w:spacing w:before="20" w:after="20"/>
-        <w:ind w:left="720"/>
+        <w:ind w:left="0"/>
       </w:pPr>
       <w:r>
         <w:rPr>
           <w:rFonts w:ascii="Calibri" w:hAnsi="Calibri"/>
           <w:b/>
-          <w:i/>
-          <w:color w:val="6E6E6E"/>
-          <w:sz w:val="19"/>
+          <w:i w:val="0"/>
         </w:rPr>
         <w:t xml:space="preserve">Visual: </w:t>
       </w:r>
@@ -878,9 +912,7 @@
         <w:rPr>
           <w:rFonts w:ascii="Calibri" w:hAnsi="Calibri"/>
           <w:b w:val="0"/>
-          <w:i/>
-          <w:color w:val="6E6E6E"/>
-          <w:sz w:val="19"/>
+          <w:i w:val="0"/>
         </w:rPr>
         <w:t>Horizontal line draws from top of Fiction bar to axis at 40, which highlights.</w:t>
       </w:r>
@@ -888,7 +920,7 @@
     <w:p>
       <w:pPr>
         <w:spacing w:before="20" w:after="20"/>
-        <w:ind w:left="720"/>
+        <w:ind w:left="0"/>
       </w:pPr>
       <w:r>
         <w:rPr>
@@ -925,9 +957,7 @@
         <w:rPr>
           <w:rFonts w:ascii="Calibri" w:hAnsi="Calibri"/>
           <w:b/>
-          <w:i/>
-          <w:color w:val="6E6E6E"/>
-          <w:sz w:val="19"/>
+          <w:i w:val="0"/>
         </w:rPr>
         <w:t xml:space="preserve">Visual: </w:t>
       </w:r>
@@ -935,9 +965,7 @@
         <w:rPr>
           <w:rFonts w:ascii="Calibri" w:hAnsi="Calibri"/>
           <w:b w:val="0"/>
-          <w:i/>
-          <w:color w:val="6E6E6E"/>
-          <w:sz w:val="19"/>
+          <w:i w:val="0"/>
         </w:rPr>
         <w:t>Vertical bar graph appears. Points Earned. Team A=35, Team B=50, Team C=25, Team D=40. Scale of 10, axis 0–60. Ghost gridlines visible at 5s.</w:t>
       </w:r>
@@ -1066,7 +1094,21 @@
     </w:p>
     <w:p>
       <w:pPr>
-        <w:spacing w:before="60" w:after="20"/>
+        <w:spacing w:before="80" w:after="40"/>
+        <w:ind w:left="0"/>
+      </w:pPr>
+      <w:r>
+        <w:rPr>
+          <w:rFonts w:ascii="Calibri" w:hAnsi="Calibri"/>
+          <w:b/>
+          <w:i w:val="0"/>
+        </w:rPr>
+        <w:t>Based on student response:</w:t>
+      </w:r>
+    </w:p>
+    <w:p>
+      <w:pPr>
+        <w:spacing w:before="40" w:after="20"/>
         <w:ind w:left="0"/>
       </w:pPr>
       <w:r>
@@ -1096,9 +1138,7 @@
         <w:rPr>
           <w:rFonts w:ascii="Calibri" w:hAnsi="Calibri"/>
           <w:b/>
-          <w:i/>
-          <w:color w:val="6E6E6E"/>
-          <w:sz w:val="19"/>
+          <w:i w:val="0"/>
         </w:rPr>
         <w:t xml:space="preserve">Visual: </w:t>
       </w:r>
@@ -1106,9 +1146,7 @@
         <w:rPr>
           <w:rFonts w:ascii="Calibri" w:hAnsi="Calibri"/>
           <w:b w:val="0"/>
-          <w:i/>
-          <w:color w:val="6E6E6E"/>
-          <w:sz w:val="19"/>
+          <w:i w:val="0"/>
         </w:rPr>
         <w:t>Horizontal guideline draws from top of Team A bar to vertical axis at 35.</w:t>
       </w:r>
@@ -1137,8 +1175,8 @@
     </w:p>
     <w:p>
       <w:pPr>
-        <w:spacing w:before="60" w:after="20"/>
-        <w:ind w:left="432"/>
+        <w:spacing w:before="40" w:after="20"/>
+        <w:ind w:left="0"/>
       </w:pPr>
       <w:r>
         <w:rPr>
@@ -1161,15 +1199,13 @@
     <w:p>
       <w:pPr>
         <w:spacing w:before="20" w:after="20"/>
-        <w:ind w:left="720"/>
+        <w:ind w:left="0"/>
       </w:pPr>
       <w:r>
         <w:rPr>
           <w:rFonts w:ascii="Calibri" w:hAnsi="Calibri"/>
           <w:b/>
-          <w:i/>
-          <w:color w:val="6E6E6E"/>
-          <w:sz w:val="19"/>
+          <w:i w:val="0"/>
         </w:rPr>
         <w:t xml:space="preserve">Visual: </w:t>
       </w:r>
@@ -1177,9 +1213,7 @@
         <w:rPr>
           <w:rFonts w:ascii="Calibri" w:hAnsi="Calibri"/>
           <w:b w:val="0"/>
-          <w:i/>
-          <w:color w:val="6E6E6E"/>
-          <w:sz w:val="19"/>
+          <w:i w:val="0"/>
         </w:rPr>
         <w:t>Team A bar highlights.</w:t>
       </w:r>
@@ -1187,7 +1221,7 @@
     <w:p>
       <w:pPr>
         <w:spacing w:before="20" w:after="20"/>
-        <w:ind w:left="720"/>
+        <w:ind w:left="0"/>
       </w:pPr>
       <w:r>
         <w:rPr>
@@ -1208,8 +1242,8 @@
     </w:p>
     <w:p>
       <w:pPr>
-        <w:spacing w:before="60" w:after="20"/>
-        <w:ind w:left="432"/>
+        <w:spacing w:before="40" w:after="20"/>
+        <w:ind w:left="0"/>
       </w:pPr>
       <w:r>
         <w:rPr>
@@ -1232,15 +1266,13 @@
     <w:p>
       <w:pPr>
         <w:spacing w:before="20" w:after="20"/>
-        <w:ind w:left="720"/>
+        <w:ind w:left="0"/>
       </w:pPr>
       <w:r>
         <w:rPr>
           <w:rFonts w:ascii="Calibri" w:hAnsi="Calibri"/>
           <w:b/>
-          <w:i/>
-          <w:color w:val="6E6E6E"/>
-          <w:sz w:val="19"/>
+          <w:i w:val="0"/>
         </w:rPr>
         <w:t xml:space="preserve">Visual: </w:t>
       </w:r>
@@ -1248,9 +1280,7 @@
         <w:rPr>
           <w:rFonts w:ascii="Calibri" w:hAnsi="Calibri"/>
           <w:b w:val="0"/>
-          <w:i/>
-          <w:color w:val="6E6E6E"/>
-          <w:sz w:val="19"/>
+          <w:i w:val="0"/>
         </w:rPr>
         <w:t>Team A bar highlights.</w:t>
       </w:r>
@@ -1258,7 +1288,7 @@
     <w:p>
       <w:pPr>
         <w:spacing w:before="20" w:after="20"/>
-        <w:ind w:left="720"/>
+        <w:ind w:left="0"/>
       </w:pPr>
       <w:r>
         <w:rPr>
@@ -1279,8 +1309,8 @@
     </w:p>
     <w:p>
       <w:pPr>
-        <w:spacing w:before="60" w:after="20"/>
-        <w:ind w:left="432"/>
+        <w:spacing w:before="40" w:after="20"/>
+        <w:ind w:left="0"/>
       </w:pPr>
       <w:r>
         <w:rPr>
@@ -1303,15 +1333,13 @@
     <w:p>
       <w:pPr>
         <w:spacing w:before="20" w:after="20"/>
-        <w:ind w:left="720"/>
+        <w:ind w:left="0"/>
       </w:pPr>
       <w:r>
         <w:rPr>
           <w:rFonts w:ascii="Calibri" w:hAnsi="Calibri"/>
           <w:b/>
-          <w:i/>
-          <w:color w:val="6E6E6E"/>
-          <w:sz w:val="19"/>
+          <w:i w:val="0"/>
         </w:rPr>
         <w:t xml:space="preserve">Visual: </w:t>
       </w:r>
@@ -1319,9 +1347,7 @@
         <w:rPr>
           <w:rFonts w:ascii="Calibri" w:hAnsi="Calibri"/>
           <w:b w:val="0"/>
-          <w:i/>
-          <w:color w:val="6E6E6E"/>
-          <w:sz w:val="19"/>
+          <w:i w:val="0"/>
         </w:rPr>
         <w:t>Team A bar highlights.</w:t>
       </w:r>
@@ -1329,7 +1355,7 @@
     <w:p>
       <w:pPr>
         <w:spacing w:before="20" w:after="20"/>
-        <w:ind w:left="720"/>
+        <w:ind w:left="0"/>
       </w:pPr>
       <w:r>
         <w:rPr>
@@ -1350,8 +1376,8 @@
     </w:p>
     <w:p>
       <w:pPr>
-        <w:spacing w:before="60" w:after="20"/>
-        <w:ind w:left="432"/>
+        <w:spacing w:before="40" w:after="20"/>
+        <w:ind w:left="0"/>
       </w:pPr>
       <w:r>
         <w:rPr>
@@ -1374,15 +1400,13 @@
     <w:p>
       <w:pPr>
         <w:spacing w:before="20" w:after="20"/>
-        <w:ind w:left="720"/>
+        <w:ind w:left="0"/>
       </w:pPr>
       <w:r>
         <w:rPr>
           <w:rFonts w:ascii="Calibri" w:hAnsi="Calibri"/>
           <w:b/>
-          <w:i/>
-          <w:color w:val="6E6E6E"/>
-          <w:sz w:val="19"/>
+          <w:i w:val="0"/>
         </w:rPr>
         <w:t xml:space="preserve">Visual: </w:t>
       </w:r>
@@ -1390,9 +1414,7 @@
         <w:rPr>
           <w:rFonts w:ascii="Calibri" w:hAnsi="Calibri"/>
           <w:b w:val="0"/>
-          <w:i/>
-          <w:color w:val="6E6E6E"/>
-          <w:sz w:val="19"/>
+          <w:i w:val="0"/>
         </w:rPr>
         <w:t>Horizontal guideline draws from top of Team A bar to vertical axis, stopping at 35.</w:t>
       </w:r>
@@ -1400,7 +1422,7 @@
     <w:p>
       <w:pPr>
         <w:spacing w:before="20" w:after="20"/>
-        <w:ind w:left="720"/>
+        <w:ind w:left="0"/>
       </w:pPr>
       <w:r>
         <w:rPr>
@@ -1437,9 +1459,7 @@
         <w:rPr>
           <w:rFonts w:ascii="Calibri" w:hAnsi="Calibri"/>
           <w:b/>
-          <w:i/>
-          <w:color w:val="6E6E6E"/>
-          <w:sz w:val="19"/>
+          <w:i w:val="0"/>
         </w:rPr>
         <w:t xml:space="preserve">Visual: </w:t>
       </w:r>
@@ -1447,9 +1467,7 @@
         <w:rPr>
           <w:rFonts w:ascii="Calibri" w:hAnsi="Calibri"/>
           <w:b w:val="0"/>
-          <w:i/>
-          <w:color w:val="6E6E6E"/>
-          <w:sz w:val="19"/>
+          <w:i w:val="0"/>
         </w:rPr>
         <w:t>Horizontal data table appears showing Art Supplies Collected data: Markers=30, Crayons=45, Paintbrushes=20, Glue Sticks=55.</w:t>
       </w:r>
@@ -1463,9 +1481,7 @@
         <w:rPr>
           <w:rFonts w:ascii="Calibri" w:hAnsi="Calibri"/>
           <w:b/>
-          <w:i/>
-          <w:color w:val="6E6E6E"/>
-          <w:sz w:val="19"/>
+          <w:i w:val="0"/>
         </w:rPr>
         <w:t xml:space="preserve">Visual: </w:t>
       </w:r>
@@ -1473,9 +1489,7 @@
         <w:rPr>
           <w:rFonts w:ascii="Calibri" w:hAnsi="Calibri"/>
           <w:b w:val="0"/>
-          <w:i/>
-          <w:color w:val="6E6E6E"/>
-          <w:sz w:val="19"/>
+          <w:i w:val="0"/>
         </w:rPr>
         <w:t>Vertical bar graph appears with no bars filled. Scale of 10, axis 0–60. Ghost gridlines visible at 5s. Snap-to-5 enabled.</w:t>
       </w:r>
@@ -1548,7 +1562,21 @@
     </w:p>
     <w:p>
       <w:pPr>
-        <w:spacing w:before="60" w:after="20"/>
+        <w:spacing w:before="80" w:after="40"/>
+        <w:ind w:left="0"/>
+      </w:pPr>
+      <w:r>
+        <w:rPr>
+          <w:rFonts w:ascii="Calibri" w:hAnsi="Calibri"/>
+          <w:b/>
+          <w:i w:val="0"/>
+        </w:rPr>
+        <w:t>Based on student response:</w:t>
+      </w:r>
+    </w:p>
+    <w:p>
+      <w:pPr>
+        <w:spacing w:before="40" w:after="20"/>
         <w:ind w:left="0"/>
       </w:pPr>
       <w:r>
@@ -1578,9 +1606,7 @@
         <w:rPr>
           <w:rFonts w:ascii="Calibri" w:hAnsi="Calibri"/>
           <w:b/>
-          <w:i/>
-          <w:color w:val="6E6E6E"/>
-          <w:sz w:val="19"/>
+          <w:i w:val="0"/>
         </w:rPr>
         <w:t xml:space="preserve">Visual: </w:t>
       </w:r>
@@ -1588,9 +1614,7 @@
         <w:rPr>
           <w:rFonts w:ascii="Calibri" w:hAnsi="Calibri"/>
           <w:b w:val="0"/>
-          <w:i/>
-          <w:color w:val="6E6E6E"/>
-          <w:sz w:val="19"/>
+          <w:i w:val="0"/>
         </w:rPr>
         <w:t>Markers and Paintbrushes bars highlight to confirm they align with axis lines.</w:t>
       </w:r>
@@ -1604,9 +1628,7 @@
         <w:rPr>
           <w:rFonts w:ascii="Calibri" w:hAnsi="Calibri"/>
           <w:b/>
-          <w:i/>
-          <w:color w:val="6E6E6E"/>
-          <w:sz w:val="19"/>
+          <w:i w:val="0"/>
         </w:rPr>
         <w:t xml:space="preserve">Visual: </w:t>
       </w:r>
@@ -1614,9 +1636,7 @@
         <w:rPr>
           <w:rFonts w:ascii="Calibri" w:hAnsi="Calibri"/>
           <w:b w:val="0"/>
-          <w:i/>
-          <w:color w:val="6E6E6E"/>
-          <w:sz w:val="19"/>
+          <w:i w:val="0"/>
         </w:rPr>
         <w:t>Crayons and Glue Sticks bars highlight to confirm they fall between axis lines.</w:t>
       </w:r>
@@ -1645,8 +1665,8 @@
     </w:p>
     <w:p>
       <w:pPr>
-        <w:spacing w:before="60" w:after="20"/>
-        <w:ind w:left="432"/>
+        <w:spacing w:before="40" w:after="20"/>
+        <w:ind w:left="0"/>
       </w:pPr>
       <w:r>
         <w:rPr>
@@ -1669,7 +1689,7 @@
     <w:p>
       <w:pPr>
         <w:spacing w:before="20" w:after="20"/>
-        <w:ind w:left="720"/>
+        <w:ind w:left="0"/>
       </w:pPr>
       <w:r>
         <w:rPr>
@@ -1690,8 +1710,8 @@
     </w:p>
     <w:p>
       <w:pPr>
-        <w:spacing w:before="60" w:after="20"/>
-        <w:ind w:left="432"/>
+        <w:spacing w:before="40" w:after="20"/>
+        <w:ind w:left="0"/>
       </w:pPr>
       <w:r>
         <w:rPr>
@@ -1714,15 +1734,13 @@
     <w:p>
       <w:pPr>
         <w:spacing w:before="20" w:after="20"/>
-        <w:ind w:left="720"/>
+        <w:ind w:left="0"/>
       </w:pPr>
       <w:r>
         <w:rPr>
           <w:rFonts w:ascii="Calibri" w:hAnsi="Calibri"/>
           <w:b/>
-          <w:i/>
-          <w:color w:val="6E6E6E"/>
-          <w:sz w:val="19"/>
+          <w:i w:val="0"/>
         </w:rPr>
         <w:t xml:space="preserve">Visual: </w:t>
       </w:r>
@@ -1730,9 +1748,7 @@
         <w:rPr>
           <w:rFonts w:ascii="Calibri" w:hAnsi="Calibri"/>
           <w:b w:val="0"/>
-          <w:i/>
-          <w:color w:val="6E6E6E"/>
-          <w:sz w:val="19"/>
+          <w:i w:val="0"/>
         </w:rPr>
         <w:t>Markers and Paintbrushes highlight on the axis, showing they should align with lines at 30 and 20.</w:t>
       </w:r>
@@ -1740,7 +1756,7 @@
     <w:p>
       <w:pPr>
         <w:spacing w:before="20" w:after="20"/>
-        <w:ind w:left="720"/>
+        <w:ind w:left="0"/>
       </w:pPr>
       <w:r>
         <w:rPr>
@@ -1761,8 +1777,8 @@
     </w:p>
     <w:p>
       <w:pPr>
-        <w:spacing w:before="60" w:after="20"/>
-        <w:ind w:left="432"/>
+        <w:spacing w:before="40" w:after="20"/>
+        <w:ind w:left="0"/>
       </w:pPr>
       <w:r>
         <w:rPr>
@@ -1785,15 +1801,13 @@
     <w:p>
       <w:pPr>
         <w:spacing w:before="20" w:after="20"/>
-        <w:ind w:left="720"/>
+        <w:ind w:left="0"/>
       </w:pPr>
       <w:r>
         <w:rPr>
           <w:rFonts w:ascii="Calibri" w:hAnsi="Calibri"/>
           <w:b/>
-          <w:i/>
-          <w:color w:val="6E6E6E"/>
-          <w:sz w:val="19"/>
+          <w:i w:val="0"/>
         </w:rPr>
         <w:t xml:space="preserve">Visual: </w:t>
       </w:r>
@@ -1801,9 +1815,7 @@
         <w:rPr>
           <w:rFonts w:ascii="Calibri" w:hAnsi="Calibri"/>
           <w:b w:val="0"/>
-          <w:i/>
-          <w:color w:val="6E6E6E"/>
-          <w:sz w:val="19"/>
+          <w:i w:val="0"/>
         </w:rPr>
         <w:t>System sets all four bars: Markers at 30, Crayons at 45, Paintbrushes at 20, Glue Sticks at 55.</w:t>
       </w:r>
@@ -1811,7 +1823,7 @@
     <w:p>
       <w:pPr>
         <w:spacing w:before="20" w:after="20"/>
-        <w:ind w:left="720"/>
+        <w:ind w:left="0"/>
       </w:pPr>
       <w:r>
         <w:rPr>
@@ -1848,9 +1860,7 @@
         <w:rPr>
           <w:rFonts w:ascii="Calibri" w:hAnsi="Calibri"/>
           <w:b/>
-          <w:i/>
-          <w:color w:val="6E6E6E"/>
-          <w:sz w:val="19"/>
+          <w:i w:val="0"/>
         </w:rPr>
         <w:t xml:space="preserve">Visual: </w:t>
       </w:r>
@@ -1858,9 +1868,7 @@
         <w:rPr>
           <w:rFonts w:ascii="Calibri" w:hAnsi="Calibri"/>
           <w:b w:val="0"/>
-          <w:i/>
-          <w:color w:val="6E6E6E"/>
-          <w:sz w:val="19"/>
+          <w:i w:val="0"/>
         </w:rPr>
         <w:t>Vertical bar graph appears showing Art Supplies Collected data. Markers=30, Crayons=45, Paintbrushes=20, Glue Sticks=55. Scale of 10, axis range 0–60.</w:t>
       </w:r>
@@ -1989,7 +1997,21 @@
     </w:p>
     <w:p>
       <w:pPr>
-        <w:spacing w:before="60" w:after="20"/>
+        <w:spacing w:before="80" w:after="40"/>
+        <w:ind w:left="0"/>
+      </w:pPr>
+      <w:r>
+        <w:rPr>
+          <w:rFonts w:ascii="Calibri" w:hAnsi="Calibri"/>
+          <w:b/>
+          <w:i w:val="0"/>
+        </w:rPr>
+        <w:t>Based on student response:</w:t>
+      </w:r>
+    </w:p>
+    <w:p>
+      <w:pPr>
+        <w:spacing w:before="40" w:after="20"/>
         <w:ind w:left="0"/>
       </w:pPr>
       <w:r>
@@ -2019,9 +2041,7 @@
         <w:rPr>
           <w:rFonts w:ascii="Calibri" w:hAnsi="Calibri"/>
           <w:b/>
-          <w:i/>
-          <w:color w:val="6E6E6E"/>
-          <w:sz w:val="19"/>
+          <w:i w:val="0"/>
         </w:rPr>
         <w:t xml:space="preserve">Visual: </w:t>
       </w:r>
@@ -2029,9 +2049,7 @@
         <w:rPr>
           <w:rFonts w:ascii="Calibri" w:hAnsi="Calibri"/>
           <w:b w:val="0"/>
-          <w:i/>
-          <w:color w:val="6E6E6E"/>
-          <w:sz w:val="19"/>
+          <w:i w:val="0"/>
         </w:rPr>
         <w:t>Glue Sticks and Markers bars highlight to confirm comparison.</w:t>
       </w:r>
@@ -2060,8 +2078,8 @@
     </w:p>
     <w:p>
       <w:pPr>
-        <w:spacing w:before="60" w:after="20"/>
-        <w:ind w:left="432"/>
+        <w:spacing w:before="40" w:after="20"/>
+        <w:ind w:left="0"/>
       </w:pPr>
       <w:r>
         <w:rPr>
@@ -2084,15 +2102,13 @@
     <w:p>
       <w:pPr>
         <w:spacing w:before="20" w:after="20"/>
-        <w:ind w:left="720"/>
+        <w:ind w:left="0"/>
       </w:pPr>
       <w:r>
         <w:rPr>
           <w:rFonts w:ascii="Calibri" w:hAnsi="Calibri"/>
           <w:b/>
-          <w:i/>
-          <w:color w:val="6E6E6E"/>
-          <w:sz w:val="19"/>
+          <w:i w:val="0"/>
         </w:rPr>
         <w:t xml:space="preserve">Visual: </w:t>
       </w:r>
@@ -2100,9 +2116,7 @@
         <w:rPr>
           <w:rFonts w:ascii="Calibri" w:hAnsi="Calibri"/>
           <w:b w:val="0"/>
-          <w:i/>
-          <w:color w:val="6E6E6E"/>
-          <w:sz w:val="19"/>
+          <w:i w:val="0"/>
         </w:rPr>
         <w:t>Glue Sticks and Markers bars highlight.</w:t>
       </w:r>
@@ -2110,7 +2124,7 @@
     <w:p>
       <w:pPr>
         <w:spacing w:before="20" w:after="20"/>
-        <w:ind w:left="720"/>
+        <w:ind w:left="0"/>
       </w:pPr>
       <w:r>
         <w:rPr>
@@ -2131,8 +2145,8 @@
     </w:p>
     <w:p>
       <w:pPr>
-        <w:spacing w:before="60" w:after="20"/>
-        <w:ind w:left="432"/>
+        <w:spacing w:before="40" w:after="20"/>
+        <w:ind w:left="0"/>
       </w:pPr>
       <w:r>
         <w:rPr>
@@ -2155,15 +2169,13 @@
     <w:p>
       <w:pPr>
         <w:spacing w:before="20" w:after="20"/>
-        <w:ind w:left="720"/>
+        <w:ind w:left="0"/>
       </w:pPr>
       <w:r>
         <w:rPr>
           <w:rFonts w:ascii="Calibri" w:hAnsi="Calibri"/>
           <w:b/>
-          <w:i/>
-          <w:color w:val="6E6E6E"/>
-          <w:sz w:val="19"/>
+          <w:i w:val="0"/>
         </w:rPr>
         <w:t xml:space="preserve">Visual: </w:t>
       </w:r>
@@ -2171,9 +2183,7 @@
         <w:rPr>
           <w:rFonts w:ascii="Calibri" w:hAnsi="Calibri"/>
           <w:b w:val="0"/>
-          <w:i/>
-          <w:color w:val="6E6E6E"/>
-          <w:sz w:val="19"/>
+          <w:i w:val="0"/>
         </w:rPr>
         <w:t>Glue Sticks and Markers bars highlight.</w:t>
       </w:r>
@@ -2181,7 +2191,7 @@
     <w:p>
       <w:pPr>
         <w:spacing w:before="20" w:after="20"/>
-        <w:ind w:left="720"/>
+        <w:ind w:left="0"/>
       </w:pPr>
       <w:r>
         <w:rPr>
@@ -2202,8 +2212,8 @@
     </w:p>
     <w:p>
       <w:pPr>
-        <w:spacing w:before="60" w:after="20"/>
-        <w:ind w:left="432"/>
+        <w:spacing w:before="40" w:after="20"/>
+        <w:ind w:left="0"/>
       </w:pPr>
       <w:r>
         <w:rPr>
@@ -2226,15 +2236,13 @@
     <w:p>
       <w:pPr>
         <w:spacing w:before="20" w:after="20"/>
-        <w:ind w:left="720"/>
+        <w:ind w:left="0"/>
       </w:pPr>
       <w:r>
         <w:rPr>
           <w:rFonts w:ascii="Calibri" w:hAnsi="Calibri"/>
           <w:b/>
-          <w:i/>
-          <w:color w:val="6E6E6E"/>
-          <w:sz w:val="19"/>
+          <w:i w:val="0"/>
         </w:rPr>
         <w:t xml:space="preserve">Visual: </w:t>
       </w:r>
@@ -2242,9 +2250,7 @@
         <w:rPr>
           <w:rFonts w:ascii="Calibri" w:hAnsi="Calibri"/>
           <w:b w:val="0"/>
-          <w:i/>
-          <w:color w:val="6E6E6E"/>
-          <w:sz w:val="19"/>
+          <w:i w:val="0"/>
         </w:rPr>
         <w:t>Glue Sticks and Markers bars highlight.</w:t>
       </w:r>
@@ -2252,7 +2258,7 @@
     <w:p>
       <w:pPr>
         <w:spacing w:before="20" w:after="20"/>
-        <w:ind w:left="720"/>
+        <w:ind w:left="0"/>
       </w:pPr>
       <w:r>
         <w:rPr>
@@ -2273,8 +2279,8 @@
     </w:p>
     <w:p>
       <w:pPr>
-        <w:spacing w:before="60" w:after="20"/>
-        <w:ind w:left="432"/>
+        <w:spacing w:before="40" w:after="20"/>
+        <w:ind w:left="0"/>
       </w:pPr>
       <w:r>
         <w:rPr>
@@ -2297,15 +2303,13 @@
     <w:p>
       <w:pPr>
         <w:spacing w:before="20" w:after="20"/>
-        <w:ind w:left="720"/>
+        <w:ind w:left="0"/>
       </w:pPr>
       <w:r>
         <w:rPr>
           <w:rFonts w:ascii="Calibri" w:hAnsi="Calibri"/>
           <w:b/>
-          <w:i/>
-          <w:color w:val="6E6E6E"/>
-          <w:sz w:val="19"/>
+          <w:i w:val="0"/>
         </w:rPr>
         <w:t xml:space="preserve">Visual: </w:t>
       </w:r>
@@ -2313,9 +2317,7 @@
         <w:rPr>
           <w:rFonts w:ascii="Calibri" w:hAnsi="Calibri"/>
           <w:b w:val="0"/>
-          <w:i/>
-          <w:color w:val="6E6E6E"/>
-          <w:sz w:val="19"/>
+          <w:i w:val="0"/>
         </w:rPr>
         <w:t>Visual indicator draws showing difference between Glue Sticks (55) and Markers (30) bars.</w:t>
       </w:r>
@@ -2323,7 +2325,7 @@
     <w:p>
       <w:pPr>
         <w:spacing w:before="20" w:after="20"/>
-        <w:ind w:left="720"/>
+        <w:ind w:left="0"/>
       </w:pPr>
       <w:r>
         <w:rPr>
@@ -2360,9 +2362,7 @@
         <w:rPr>
           <w:rFonts w:ascii="Calibri" w:hAnsi="Calibri"/>
           <w:b/>
-          <w:i/>
-          <w:color w:val="6E6E6E"/>
-          <w:sz w:val="19"/>
+          <w:i w:val="0"/>
         </w:rPr>
         <w:t xml:space="preserve">Visual: </w:t>
       </w:r>
@@ -2370,9 +2370,7 @@
         <w:rPr>
           <w:rFonts w:ascii="Calibri" w:hAnsi="Calibri"/>
           <w:b w:val="0"/>
-          <w:i/>
-          <w:color w:val="6E6E6E"/>
-          <w:sz w:val="19"/>
+          <w:i w:val="0"/>
         </w:rPr>
         <w:t>Vertical bar graph titled Art Supplies Collected appears. Four bars: Markers 30, Crayons 45, Paintbrushes 20, Glue Sticks 55. Scale of 10. Glue Sticks and Markers bars highlighted from prior comparison.</w:t>
       </w:r>
@@ -2408,9 +2406,7 @@
         <w:rPr>
           <w:rFonts w:ascii="Calibri" w:hAnsi="Calibri"/>
           <w:b/>
-          <w:i/>
-          <w:color w:val="6E6E6E"/>
-          <w:sz w:val="19"/>
+          <w:i w:val="0"/>
         </w:rPr>
         <w:t xml:space="preserve">Visual: </w:t>
       </w:r>
@@ -2418,9 +2414,7 @@
         <w:rPr>
           <w:rFonts w:ascii="Calibri" w:hAnsi="Calibri"/>
           <w:b w:val="0"/>
-          <w:i/>
-          <w:color w:val="6E6E6E"/>
-          <w:sz w:val="19"/>
+          <w:i w:val="0"/>
         </w:rPr>
         <w:t>Bar graph fades and clears from screen.</w:t>
       </w:r>
